--- a/res/programmes/AWS-Cloud-Practitioner-33h.docx
+++ b/res/programmes/AWS-Cloud-Practitioner-33h.docx
@@ -212,7 +212,7 @@
         <w:pStyle w:val="ProgBody"/>
       </w:pPr>
       <w:r>
-        <w:t>This programme gives participants a working knowledge of Amazon Web Services and prepares the AWS Certified Cloud Practitioner exam (CLF-C02). They learn the cloud models and AWS pricing, secure an account with IAM, then use the core services: networking with VPC, Route 53 and CloudFront, compute with EC2, Lambda and containers, storage, databases, scaling and monitoring, all framed by the Well-Architected Framework. Every chapter ends with a lab in the AWS console or CLI, exam practice closes the content, and the programme ends with a final project in which teams deploy a highly available web application and present its cost estimate.</w:t>
+        <w:t>This programme gives participants a working knowledge of Amazon Web Services and prepares the AWS Certified Cloud Practitioner exam (CLF-C02). They learn the cloud models and AWS pricing, secure an account with IAM, then use the core services: networking with VPC, Route 53 and CloudFront, compute with EC2, Lambda and containers, storage, databases, scaling and monitoring, all framed by the Well-Architected Framework. Almost every chapter ends with a lab in the AWS console or CLI, exam practice closes the content, and the programme ends with a final project in which teams deploy a highly available web application and present its cost estimate.</w:t>
       </w:r>
     </w:p>
     <w:p>
@@ -893,7 +893,7 @@
         <w:pStyle w:val="ProgIntro"/>
       </w:pPr>
       <w:r>
-        <w:t>Participants learn what the cloud changes, how AWS charges for it and where it runs, then secure their sandbox account: the shared responsibility model, IAM users, groups, roles and policies, and MFA. Validated lab: an account with MFA on the root user, an administrators group, a least-privilege role and a cost budget with an alert.</w:t>
+        <w:t>Participants learn what the cloud changes, how AWS charges for it and where it runs, then secure their sandbox account: the shared responsibility model, IAM users, groups, roles and policies, and MFA. Validated lab: an account with MFA on every user, an administrators group, a least-privilege role and a cost budget with an alert.</w:t>
       </w:r>
     </w:p>
     <w:tbl>
@@ -1082,7 +1082,7 @@
               <w:pStyle w:val="ProgTableText"/>
             </w:pPr>
             <w:r>
-              <w:t>Pricing models, total cost of ownership, billing, Regions, Availability Zones, edge locations</w:t>
+              <w:t>Pricing models, total cost of ownership, billing, AWS Budgets and Cost Explorer, consolidated billing, support plans, Regions, Availability Zones, edge locations</w:t>
             </w:r>
           </w:p>
         </w:tc>
@@ -1149,7 +1149,7 @@
               <w:pStyle w:val="ProgTableText"/>
             </w:pPr>
             <w:r>
-              <w:t>Shared responsibility, users, groups, roles, policies, MFA</w:t>
+              <w:t>Shared responsibility, users, groups, roles, policies, MFA, security services overview (GuardDuty, Inspector, Shield, WAF, AWS Artifact)</w:t>
             </w:r>
           </w:p>
         </w:tc>
@@ -1838,7 +1838,7 @@
               <w:pStyle w:val="ProgTableText"/>
             </w:pPr>
             <w:r>
-              <w:t>Practice questions and review</w:t>
+              <w:t>Practice questions across the four domains; review of service categories not used in labs (analytics, AI/ML, migration)</w:t>
             </w:r>
           </w:p>
         </w:tc>

--- a/res/programmes/AWS-Cloud-Practitioner-33h.docx
+++ b/res/programmes/AWS-Cloud-Practitioner-33h.docx
@@ -32,7 +32,13 @@
                     <pic:cNvPicPr/>
                   </pic:nvPicPr>
                   <pic:blipFill>
-                    <a:blip r:embed="rId12"/>
+                    <a:blip r:embed="rId12">
+                      <a:extLst>
+                        <a:ext uri="{96DAC541-7B7A-43D3-8B79-37D633B846F1}">
+                          <asvg:svgBlip xmlns:asvg="http://schemas.microsoft.com/office/drawing/2016/SVG/main" r:embed="rId13"/>
+                        </a:ext>
+                      </a:extLst>
+                    </a:blip>
                     <a:stretch>
                       <a:fillRect/>
                     </a:stretch>
@@ -132,7 +138,7 @@
             <w:r>
               <w:drawing>
                 <wp:inline xmlns:a="http://schemas.openxmlformats.org/drawingml/2006/main" xmlns:pic="http://schemas.openxmlformats.org/drawingml/2006/picture">
-                  <wp:extent cx="516649" cy="486000"/>
+                  <wp:extent cx="516563" cy="486000"/>
                   <wp:docPr id="901" name="Picture 901"/>
                   <wp:cNvGraphicFramePr>
                     <a:graphicFrameLocks noChangeAspect="1"/>
@@ -145,7 +151,13 @@
                           <pic:cNvPicPr/>
                         </pic:nvPicPr>
                         <pic:blipFill>
-                          <a:blip r:embed="rId13"/>
+                          <a:blip r:embed="rId14">
+                            <a:extLst>
+                              <a:ext uri="{96DAC541-7B7A-43D3-8B79-37D633B846F1}">
+                                <asvg:svgBlip xmlns:asvg="http://schemas.microsoft.com/office/drawing/2016/SVG/main" r:embed="rId15"/>
+                              </a:ext>
+                            </a:extLst>
+                          </a:blip>
                           <a:stretch>
                             <a:fillRect/>
                           </a:stretch>
@@ -153,7 +165,7 @@
                         <pic:spPr>
                           <a:xfrm>
                             <a:off x="0" y="0"/>
-                            <a:ext cx="516649" cy="486000"/>
+                            <a:ext cx="516563" cy="486000"/>
                           </a:xfrm>
                           <a:prstGeom prst="rect"/>
                         </pic:spPr>
@@ -2262,7 +2274,7 @@
     <w:r>
       <w:drawing>
         <wp:inline xmlns:a="http://schemas.openxmlformats.org/drawingml/2006/main" xmlns:pic="http://schemas.openxmlformats.org/drawingml/2006/picture">
-          <wp:extent cx="114811" cy="108000"/>
+          <wp:extent cx="114792" cy="108000"/>
           <wp:docPr id="1" name="Picture 1"/>
           <wp:cNvGraphicFramePr>
             <a:graphicFrameLocks noChangeAspect="1"/>
@@ -2275,7 +2287,13 @@
                   <pic:cNvPicPr/>
                 </pic:nvPicPr>
                 <pic:blipFill>
-                  <a:blip r:embed="rId1"/>
+                  <a:blip r:embed="rId1">
+                    <a:extLst>
+                      <a:ext uri="{96DAC541-7B7A-43D3-8B79-37D633B846F1}">
+                        <asvg:svgBlip xmlns:asvg="http://schemas.microsoft.com/office/drawing/2016/SVG/main" r:embed="rId2"/>
+                      </a:ext>
+                    </a:extLst>
+                  </a:blip>
                   <a:stretch>
                     <a:fillRect/>
                   </a:stretch>
@@ -2283,7 +2301,7 @@
                 <pic:spPr>
                   <a:xfrm>
                     <a:off x="0" y="0"/>
-                    <a:ext cx="114811" cy="108000"/>
+                    <a:ext cx="114792" cy="108000"/>
                   </a:xfrm>
                   <a:prstGeom prst="rect"/>
                 </pic:spPr>
